--- a/Дизайн чтотто.docx
+++ b/Дизайн чтотто.docx
@@ -867,7 +867,7 @@
     <w:p>
       <w:r>
         <w:pict w14:anchorId="4205BE2C">
-          <v:rect id="_x0000_i1031" style="width:0;height:1.5pt" o:hralign="center" o:hrstd="t" o:hr="t" fillcolor="#a0a0a0" stroked="f"/>
+          <v:rect id="_x0000_i1025" style="width:0;height:1.5pt" o:hralign="center" o:hrstd="t" o:hr="t" fillcolor="#a0a0a0" stroked="f"/>
         </w:pict>
       </w:r>
     </w:p>
@@ -1207,6 +1207,9 @@
     </w:p>
     <w:p>
       <w:r>
+        <w:rPr>
+          <w:noProof/>
+        </w:rPr>
         <w:drawing>
           <wp:inline distT="0" distB="0" distL="0" distR="0" wp14:anchorId="3F2A84A1" wp14:editId="57D8D5EF">
             <wp:extent cx="5940425" cy="2446020"/>
@@ -1246,6 +1249,9 @@
     </w:p>
     <w:p>
       <w:r>
+        <w:rPr>
+          <w:noProof/>
+        </w:rPr>
         <w:drawing>
           <wp:inline distT="0" distB="0" distL="0" distR="0" wp14:anchorId="6AA61FBD" wp14:editId="4162FB50">
             <wp:extent cx="5940425" cy="1384300"/>
@@ -1283,7 +1289,58 @@
         </w:drawing>
       </w:r>
     </w:p>
-    <w:p/>
+    <w:p>
+      <w:r>
+        <w:rPr>
+          <w:rFonts w:ascii="Segoe UI Emoji" w:hAnsi="Segoe UI Emoji" w:cs="Segoe UI Emoji"/>
+        </w:rPr>
+        <w:t>🔥</w:t>
+      </w:r>
+      <w:r>
+        <w:t> Внимание! Акция </w:t>
+      </w:r>
+      <w:r>
+        <w:rPr>
+          <w:b/>
+          <w:bCs/>
+        </w:rPr>
+        <w:t>GAZP</w:t>
+      </w:r>
+      <w:r>
+        <w:t> достигла вашей целевой цены </w:t>
+      </w:r>
+      <w:r>
+        <w:rPr>
+          <w:b/>
+          <w:bCs/>
+        </w:rPr>
+        <w:t>250,00 ₽</w:t>
+      </w:r>
+      <w:r>
+        <w:t>. Текущая цена: </w:t>
+      </w:r>
+      <w:r>
+        <w:rPr>
+          <w:b/>
+          <w:bCs/>
+        </w:rPr>
+        <w:t>251,20 ₽</w:t>
+      </w:r>
+      <w:r>
+        <w:t>. Возможная прибыль: </w:t>
+      </w:r>
+      <w:r>
+        <w:rPr>
+          <w:b/>
+          <w:bCs/>
+        </w:rPr>
+        <w:t>+8 240 ₽</w:t>
+      </w:r>
+      <w:r>
+        <w:br/>
+        <w:t>[Перейти к активу]</w:t>
+      </w:r>
+    </w:p>
     <w:sectPr>
       <w:pgSz w:w="11906" w:h="16838"/>
       <w:pgMar w:top="1134" w:right="850" w:bottom="1134" w:left="1701" w:header="708" w:footer="708" w:gutter="0"/>
